--- a/klagomål/S 2048-2026 FSC-klagomål.docx
+++ b/klagomål/S 2048-2026 FSC-klagomål.docx
@@ -1886,7 +1886,7 @@
     <w:r>
       <w:tab/>
       <w:tab/>
-      <w:t>2026-09-14</w:t>
+      <w:t>2026-09-15</w:t>
       <w:br/>
       <w:br/>
     </w:r>

--- a/klagomål/S 2048-2026 FSC-klagomål.docx
+++ b/klagomål/S 2048-2026 FSC-klagomål.docx
@@ -1886,7 +1886,7 @@
     <w:r>
       <w:tab/>
       <w:tab/>
-      <w:t>2026-09-15</w:t>
+      <w:t>2026-09-16</w:t>
       <w:br/>
       <w:br/>
     </w:r>

--- a/klagomål/S 2048-2026 FSC-klagomål.docx
+++ b/klagomål/S 2048-2026 FSC-klagomål.docx
@@ -1886,7 +1886,7 @@
     <w:r>
       <w:tab/>
       <w:tab/>
-      <w:t>2026-09-16</w:t>
+      <w:t>2026-09-17</w:t>
       <w:br/>
       <w:br/>
     </w:r>

--- a/klagomål/S 2048-2026 FSC-klagomål.docx
+++ b/klagomål/S 2048-2026 FSC-klagomål.docx
@@ -1886,7 +1886,7 @@
     <w:r>
       <w:tab/>
       <w:tab/>
-      <w:t>2026-09-17</w:t>
+      <w:t>2026-09-18</w:t>
       <w:br/>
       <w:br/>
     </w:r>

--- a/klagomål/S 2048-2026 FSC-klagomål.docx
+++ b/klagomål/S 2048-2026 FSC-klagomål.docx
@@ -1886,7 +1886,7 @@
     <w:r>
       <w:tab/>
       <w:tab/>
-      <w:t>2026-09-18</w:t>
+      <w:t>2026-09-19</w:t>
       <w:br/>
       <w:br/>
     </w:r>

--- a/klagomål/S 2048-2026 FSC-klagomål.docx
+++ b/klagomål/S 2048-2026 FSC-klagomål.docx
@@ -1886,7 +1886,7 @@
     <w:r>
       <w:tab/>
       <w:tab/>
-      <w:t>2026-09-19</w:t>
+      <w:t>2026-09-21</w:t>
       <w:br/>
       <w:br/>
     </w:r>

--- a/klagomål/S 2048-2026 FSC-klagomål.docx
+++ b/klagomål/S 2048-2026 FSC-klagomål.docx
@@ -1886,7 +1886,7 @@
     <w:r>
       <w:tab/>
       <w:tab/>
-      <w:t>2026-09-21</w:t>
+      <w:t>2026-09-23</w:t>
       <w:br/>
       <w:br/>
     </w:r>

--- a/klagomål/S 2048-2026 FSC-klagomål.docx
+++ b/klagomål/S 2048-2026 FSC-klagomål.docx
@@ -1886,7 +1886,7 @@
     <w:r>
       <w:tab/>
       <w:tab/>
-      <w:t>2026-09-23</w:t>
+      <w:t>2026-09-24</w:t>
       <w:br/>
       <w:br/>
     </w:r>

--- a/klagomål/S 2048-2026 FSC-klagomål.docx
+++ b/klagomål/S 2048-2026 FSC-klagomål.docx
@@ -1886,7 +1886,7 @@
     <w:r>
       <w:tab/>
       <w:tab/>
-      <w:t>2026-09-24</w:t>
+      <w:t>2026-09-25</w:t>
       <w:br/>
       <w:br/>
     </w:r>

--- a/klagomål/S 2048-2026 FSC-klagomål.docx
+++ b/klagomål/S 2048-2026 FSC-klagomål.docx
@@ -1886,7 +1886,7 @@
     <w:r>
       <w:tab/>
       <w:tab/>
-      <w:t>2026-09-25</w:t>
+      <w:t>2026-09-26</w:t>
       <w:br/>
       <w:br/>
     </w:r>

--- a/klagomål/S 2048-2026 FSC-klagomål.docx
+++ b/klagomål/S 2048-2026 FSC-klagomål.docx
@@ -1886,7 +1886,7 @@
     <w:r>
       <w:tab/>
       <w:tab/>
-      <w:t>2026-09-26</w:t>
+      <w:t>2026-09-27</w:t>
       <w:br/>
       <w:br/>
     </w:r>

--- a/klagomål/S 2048-2026 FSC-klagomål.docx
+++ b/klagomål/S 2048-2026 FSC-klagomål.docx
@@ -1886,7 +1886,7 @@
     <w:r>
       <w:tab/>
       <w:tab/>
-      <w:t>2026-09-27</w:t>
+      <w:t>2026-09-28</w:t>
       <w:br/>
       <w:br/>
     </w:r>

--- a/klagomål/S 2048-2026 FSC-klagomål.docx
+++ b/klagomål/S 2048-2026 FSC-klagomål.docx
@@ -1886,7 +1886,7 @@
     <w:r>
       <w:tab/>
       <w:tab/>
-      <w:t>2026-09-28</w:t>
+      <w:t>2026-09-29</w:t>
       <w:br/>
       <w:br/>
     </w:r>

--- a/klagomål/S 2048-2026 FSC-klagomål.docx
+++ b/klagomål/S 2048-2026 FSC-klagomål.docx
@@ -1886,7 +1886,7 @@
     <w:r>
       <w:tab/>
       <w:tab/>
-      <w:t>2026-09-29</w:t>
+      <w:t>2026-09-30</w:t>
       <w:br/>
       <w:br/>
     </w:r>

--- a/klagomål/S 2048-2026 FSC-klagomål.docx
+++ b/klagomål/S 2048-2026 FSC-klagomål.docx
@@ -1886,7 +1886,7 @@
     <w:r>
       <w:tab/>
       <w:tab/>
-      <w:t>2026-09-30</w:t>
+      <w:t>2026-10-01</w:t>
       <w:br/>
       <w:br/>
     </w:r>

--- a/klagomål/S 2048-2026 FSC-klagomål.docx
+++ b/klagomål/S 2048-2026 FSC-klagomål.docx
@@ -1886,7 +1886,7 @@
     <w:r>
       <w:tab/>
       <w:tab/>
-      <w:t>2026-10-01</w:t>
+      <w:t>2026-10-02</w:t>
       <w:br/>
       <w:br/>
     </w:r>

--- a/klagomål/S 2048-2026 FSC-klagomål.docx
+++ b/klagomål/S 2048-2026 FSC-klagomål.docx
@@ -1886,7 +1886,7 @@
     <w:r>
       <w:tab/>
       <w:tab/>
-      <w:t>2026-10-02</w:t>
+      <w:t>2026-10-03</w:t>
       <w:br/>
       <w:br/>
     </w:r>

--- a/klagomål/S 2048-2026 FSC-klagomål.docx
+++ b/klagomål/S 2048-2026 FSC-klagomål.docx
@@ -178,7 +178,7 @@
       <w:r>
         <w:drawing>
           <wp:inline xmlns:a="http://schemas.openxmlformats.org/drawingml/2006/main" xmlns:pic="http://schemas.openxmlformats.org/drawingml/2006/picture">
-            <wp:extent cx="5394054" cy="5724000"/>
+            <wp:extent cx="5286208" cy="5724000"/>
             <wp:docPr id="1" name="Picture 1"/>
             <wp:cNvGraphicFramePr>
               <a:graphicFrameLocks noChangeAspect="1"/>
@@ -199,7 +199,7 @@
                   <pic:spPr>
                     <a:xfrm>
                       <a:off x="0" y="0"/>
-                      <a:ext cx="5394054" cy="5724000"/>
+                      <a:ext cx="5286208" cy="5724000"/>
                     </a:xfrm>
                     <a:prstGeom prst="rect"/>
                   </pic:spPr>
@@ -221,7 +221,7 @@
     </w:p>
     <w:p>
       <w:r>
-        <w:t>I och inom 23 meter från samrådsanmälan finns fynd av 15 naturvårdsarter, varav 7 är rödlistade, 9 är fridlysta, 7 är typiska (T) och 3 är signalarter (S): knärot (VU, T, §8), brunlångöra (NT, §4a), motaggsvamp (NT, T), nordfladdermus (NT, §4a), tallticka (NT, T), talltita (NT, §4), vaddporing (NT), bollvitmossa (S, T), mindre märgborre (S, T), västlig hakmossa (S), spillkråka (T, §4), tjäder (T, §4), dvärgpipistrell (§4a), orre (§4) och svartvit flugsnappare (§4). Se Figur 1.</w:t>
+        <w:t>I och inom 23 meter från samrådsanmälan finns fynd av 16 naturvårdsarter, varav 7 är rödlistade, 9 är fridlysta, 8 är typiska (T) och 4 är signalarter (S): knärot (VU, T, §8), brunlångöra (NT, §4a), motaggsvamp (NT, T), nordfladdermus (NT, §4a), tallticka (NT, T), talltita (NT, §4), vaddporing (NT), bollvitmossa (S, T), mindre märgborre (S, T), vedticka (S, T), västlig hakmossa (S), spillkråka (T, §4), tjäder (T, §4), dvärgpipistrell (§4a), orre (§4) och svartvit flugsnappare (§4). Se Figur 1.</w:t>
       </w:r>
     </w:p>
     <w:p>
@@ -521,6 +521,26 @@
         <w:rPr>
           <w:b/>
         </w:rPr>
+        <w:t xml:space="preserve">Vedticka </w:t>
+      </w:r>
+      <w:r>
+        <w:t xml:space="preserve">är en bra signalart söder om den naturliga norrlandsgränsen. Den är huvudsakligen knuten till äldre barrskogar där det föreligger långvarig kontinuitet av död barrved. Vedticka är typisk art för </w:t>
+      </w:r>
+      <w:r>
+        <w:rPr>
+          <w:i/>
+        </w:rPr>
+        <w:t xml:space="preserve">9010 Taiga </w:t>
+      </w:r>
+      <w:r>
+        <w:t>(Nitare &amp; Skogsstyrelsen, 2019; SLU Artdatabanken, 2025).</w:t>
+      </w:r>
+    </w:p>
+    <w:p>
+      <w:r>
+        <w:rPr>
+          <w:b/>
+        </w:rPr>
         <w:t>Spillkråka (§4)</w:t>
       </w:r>
       <w:r>
@@ -691,7 +711,7 @@
         <w:rPr>
           <w:i/>
         </w:rPr>
-        <w:t>I det samrådsanmälda skogsområdet har 15 naturvårdsarter varav 7 rödlistade arter sina livsmiljöer och växtplatser.</w:t>
+        <w:t>I det samrådsanmälda skogsområdet har 16 naturvårdsarter varav 7 rödlistade arter sina livsmiljöer och växtplatser.</w:t>
       </w:r>
     </w:p>
     <w:p>
@@ -1886,7 +1906,7 @@
     <w:r>
       <w:tab/>
       <w:tab/>
-      <w:t>2026-10-03</w:t>
+      <w:t>2026-10-04</w:t>
       <w:br/>
       <w:br/>
     </w:r>

--- a/klagomål/S 2048-2026 FSC-klagomål.docx
+++ b/klagomål/S 2048-2026 FSC-klagomål.docx
@@ -1906,7 +1906,7 @@
     <w:r>
       <w:tab/>
       <w:tab/>
-      <w:t>2026-10-04</w:t>
+      <w:t>2026-10-05</w:t>
       <w:br/>
       <w:br/>
     </w:r>

--- a/klagomål/S 2048-2026 FSC-klagomål.docx
+++ b/klagomål/S 2048-2026 FSC-klagomål.docx
@@ -1906,7 +1906,7 @@
     <w:r>
       <w:tab/>
       <w:tab/>
-      <w:t>2026-10-05</w:t>
+      <w:t>2026-10-06</w:t>
       <w:br/>
       <w:br/>
     </w:r>

--- a/klagomål/S 2048-2026 FSC-klagomål.docx
+++ b/klagomål/S 2048-2026 FSC-klagomål.docx
@@ -1906,7 +1906,7 @@
     <w:r>
       <w:tab/>
       <w:tab/>
-      <w:t>2026-10-06</w:t>
+      <w:t>2026-10-07</w:t>
       <w:br/>
       <w:br/>
     </w:r>

--- a/klagomål/S 2048-2026 FSC-klagomål.docx
+++ b/klagomål/S 2048-2026 FSC-klagomål.docx
@@ -1906,7 +1906,7 @@
     <w:r>
       <w:tab/>
       <w:tab/>
-      <w:t>2026-10-07</w:t>
+      <w:t>2026-10-08</w:t>
       <w:br/>
       <w:br/>
     </w:r>

--- a/klagomål/S 2048-2026 FSC-klagomål.docx
+++ b/klagomål/S 2048-2026 FSC-klagomål.docx
@@ -1906,7 +1906,7 @@
     <w:r>
       <w:tab/>
       <w:tab/>
-      <w:t>2026-10-08</w:t>
+      <w:t>2026-10-09</w:t>
       <w:br/>
       <w:br/>
     </w:r>

--- a/klagomål/S 2048-2026 FSC-klagomål.docx
+++ b/klagomål/S 2048-2026 FSC-klagomål.docx
@@ -1906,7 +1906,7 @@
     <w:r>
       <w:tab/>
       <w:tab/>
-      <w:t>2026-10-09</w:t>
+      <w:t>2026-10-10</w:t>
       <w:br/>
       <w:br/>
     </w:r>

--- a/klagomål/S 2048-2026 FSC-klagomål.docx
+++ b/klagomål/S 2048-2026 FSC-klagomål.docx
@@ -1906,7 +1906,7 @@
     <w:r>
       <w:tab/>
       <w:tab/>
-      <w:t>2026-10-10</w:t>
+      <w:t>2026-10-11</w:t>
       <w:br/>
       <w:br/>
     </w:r>

--- a/klagomål/S 2048-2026 FSC-klagomål.docx
+++ b/klagomål/S 2048-2026 FSC-klagomål.docx
@@ -1906,7 +1906,7 @@
     <w:r>
       <w:tab/>
       <w:tab/>
-      <w:t>2026-10-11</w:t>
+      <w:t>2026-10-12</w:t>
       <w:br/>
       <w:br/>
     </w:r>

--- a/klagomål/S 2048-2026 FSC-klagomål.docx
+++ b/klagomål/S 2048-2026 FSC-klagomål.docx
@@ -1906,7 +1906,7 @@
     <w:r>
       <w:tab/>
       <w:tab/>
-      <w:t>2026-10-12</w:t>
+      <w:t>2026-10-13</w:t>
       <w:br/>
       <w:br/>
     </w:r>

--- a/klagomål/S 2048-2026 FSC-klagomål.docx
+++ b/klagomål/S 2048-2026 FSC-klagomål.docx
@@ -1906,7 +1906,7 @@
     <w:r>
       <w:tab/>
       <w:tab/>
-      <w:t>2026-10-13</w:t>
+      <w:t>2026-10-14</w:t>
       <w:br/>
       <w:br/>
     </w:r>

--- a/klagomål/S 2048-2026 FSC-klagomål.docx
+++ b/klagomål/S 2048-2026 FSC-klagomål.docx
@@ -1906,7 +1906,7 @@
     <w:r>
       <w:tab/>
       <w:tab/>
-      <w:t>2026-10-14</w:t>
+      <w:t>2026-10-15</w:t>
       <w:br/>
       <w:br/>
     </w:r>

--- a/klagomål/S 2048-2026 FSC-klagomål.docx
+++ b/klagomål/S 2048-2026 FSC-klagomål.docx
@@ -1906,7 +1906,7 @@
     <w:r>
       <w:tab/>
       <w:tab/>
-      <w:t>2026-10-15</w:t>
+      <w:t>2026-10-16</w:t>
       <w:br/>
       <w:br/>
     </w:r>

--- a/klagomål/S 2048-2026 FSC-klagomål.docx
+++ b/klagomål/S 2048-2026 FSC-klagomål.docx
@@ -1906,7 +1906,7 @@
     <w:r>
       <w:tab/>
       <w:tab/>
-      <w:t>2026-10-16</w:t>
+      <w:t>2026-10-17</w:t>
       <w:br/>
       <w:br/>
     </w:r>

--- a/klagomål/S 2048-2026 FSC-klagomål.docx
+++ b/klagomål/S 2048-2026 FSC-klagomål.docx
@@ -1906,7 +1906,7 @@
     <w:r>
       <w:tab/>
       <w:tab/>
-      <w:t>2026-10-17</w:t>
+      <w:t>2026-10-18</w:t>
       <w:br/>
       <w:br/>
     </w:r>

--- a/klagomål/S 2048-2026 FSC-klagomål.docx
+++ b/klagomål/S 2048-2026 FSC-klagomål.docx
@@ -1906,7 +1906,7 @@
     <w:r>
       <w:tab/>
       <w:tab/>
-      <w:t>2026-10-18</w:t>
+      <w:t>2026-10-19</w:t>
       <w:br/>
       <w:br/>
     </w:r>

--- a/klagomål/S 2048-2026 FSC-klagomål.docx
+++ b/klagomål/S 2048-2026 FSC-klagomål.docx
@@ -1906,7 +1906,7 @@
     <w:r>
       <w:tab/>
       <w:tab/>
-      <w:t>2026-10-19</w:t>
+      <w:t>2026-10-20</w:t>
       <w:br/>
       <w:br/>
     </w:r>

--- a/klagomål/S 2048-2026 FSC-klagomål.docx
+++ b/klagomål/S 2048-2026 FSC-klagomål.docx
@@ -1906,7 +1906,7 @@
     <w:r>
       <w:tab/>
       <w:tab/>
-      <w:t>2026-10-20</w:t>
+      <w:t>2026-10-21</w:t>
       <w:br/>
       <w:br/>
     </w:r>

--- a/klagomål/S 2048-2026 FSC-klagomål.docx
+++ b/klagomål/S 2048-2026 FSC-klagomål.docx
@@ -1906,7 +1906,7 @@
     <w:r>
       <w:tab/>
       <w:tab/>
-      <w:t>2026-10-21</w:t>
+      <w:t>2026-10-22</w:t>
       <w:br/>
       <w:br/>
     </w:r>

--- a/klagomål/S 2048-2026 FSC-klagomål.docx
+++ b/klagomål/S 2048-2026 FSC-klagomål.docx
@@ -1906,7 +1906,7 @@
     <w:r>
       <w:tab/>
       <w:tab/>
-      <w:t>2026-10-22</w:t>
+      <w:t>2026-10-23</w:t>
       <w:br/>
       <w:br/>
     </w:r>

--- a/klagomål/S 2048-2026 FSC-klagomål.docx
+++ b/klagomål/S 2048-2026 FSC-klagomål.docx
@@ -1906,7 +1906,7 @@
     <w:r>
       <w:tab/>
       <w:tab/>
-      <w:t>2026-10-23</w:t>
+      <w:t>2026-10-24</w:t>
       <w:br/>
       <w:br/>
     </w:r>

--- a/klagomål/S 2048-2026 FSC-klagomål.docx
+++ b/klagomål/S 2048-2026 FSC-klagomål.docx
@@ -1906,7 +1906,7 @@
     <w:r>
       <w:tab/>
       <w:tab/>
-      <w:t>2026-10-24</w:t>
+      <w:t>2026-10-25</w:t>
       <w:br/>
       <w:br/>
     </w:r>

--- a/klagomål/S 2048-2026 FSC-klagomål.docx
+++ b/klagomål/S 2048-2026 FSC-klagomål.docx
@@ -1906,7 +1906,7 @@
     <w:r>
       <w:tab/>
       <w:tab/>
-      <w:t>2026-10-25</w:t>
+      <w:t>2026-10-26</w:t>
       <w:br/>
       <w:br/>
     </w:r>

--- a/klagomål/S 2048-2026 FSC-klagomål.docx
+++ b/klagomål/S 2048-2026 FSC-klagomål.docx
@@ -1906,7 +1906,7 @@
     <w:r>
       <w:tab/>
       <w:tab/>
-      <w:t>2026-10-26</w:t>
+      <w:t>2026-10-27</w:t>
       <w:br/>
       <w:br/>
     </w:r>

--- a/klagomål/S 2048-2026 FSC-klagomål.docx
+++ b/klagomål/S 2048-2026 FSC-klagomål.docx
@@ -1906,7 +1906,7 @@
     <w:r>
       <w:tab/>
       <w:tab/>
-      <w:t>2026-10-27</w:t>
+      <w:t>2026-10-28</w:t>
       <w:br/>
       <w:br/>
     </w:r>

--- a/klagomål/S 2048-2026 FSC-klagomål.docx
+++ b/klagomål/S 2048-2026 FSC-klagomål.docx
@@ -1906,7 +1906,7 @@
     <w:r>
       <w:tab/>
       <w:tab/>
-      <w:t>2026-10-28</w:t>
+      <w:t>2026-10-29</w:t>
       <w:br/>
       <w:br/>
     </w:r>

--- a/klagomål/S 2048-2026 FSC-klagomål.docx
+++ b/klagomål/S 2048-2026 FSC-klagomål.docx
@@ -1906,7 +1906,7 @@
     <w:r>
       <w:tab/>
       <w:tab/>
-      <w:t>2026-10-29</w:t>
+      <w:t>2026-10-31</w:t>
       <w:br/>
       <w:br/>
     </w:r>
